--- a/yolo/docs/training-log.docx
+++ b/yolo/docs/training-log.docx
@@ -385,6 +385,109 @@
                 <w:szCs w:val="18"/>
               </w:rPr>
               <w:t xml:space="preserve">회전에는 강해짐. 구급차의 빨간 십자를 딸기로 오검출, 딸기 박스가 큼</w:t>
+            </w:r>
+          </w:p>
+        </w:tc>
+      </w:tr>
+      <w:tr>
+        <w:tc>
+          <w:tcPr>
+            <w:tcW w:type="dxa" w:w="700"/>
+            <w:tcMar>
+              <w:top w:type="dxa" w:w="60"/>
+              <w:left w:type="dxa" w:w="100"/>
+              <w:bottom w:type="dxa" w:w="60"/>
+              <w:right w:type="dxa" w:w="100"/>
+            </w:tcMar>
+          </w:tcPr>
+          <w:p>
+            <w:r>
+              <w:rPr>
+                <w:sz w:val="18"/>
+                <w:szCs w:val="18"/>
+              </w:rPr>
+              <w:t xml:space="preserve">2-s</w:t>
+            </w:r>
+          </w:p>
+        </w:tc>
+        <w:tc>
+          <w:tcPr>
+            <w:tcW w:type="dxa" w:w="1250"/>
+            <w:tcMar>
+              <w:top w:type="dxa" w:w="60"/>
+              <w:left w:type="dxa" w:w="100"/>
+              <w:bottom w:type="dxa" w:w="60"/>
+              <w:right w:type="dxa" w:w="100"/>
+            </w:tcMar>
+          </w:tcPr>
+          <w:p>
+            <w:r>
+              <w:rPr>
+                <w:sz w:val="18"/>
+                <w:szCs w:val="18"/>
+              </w:rPr>
+              <w:t xml:space="preserve">2026-10-31</w:t>
+            </w:r>
+          </w:p>
+        </w:tc>
+        <w:tc>
+          <w:tcPr>
+            <w:tcW w:type="dxa" w:w="2300"/>
+            <w:tcMar>
+              <w:top w:type="dxa" w:w="60"/>
+              <w:left w:type="dxa" w:w="100"/>
+              <w:bottom w:type="dxa" w:w="60"/>
+              <w:right w:type="dxa" w:w="100"/>
+            </w:tcMar>
+          </w:tcPr>
+          <w:p>
+            <w:r>
+              <w:rPr>
+                <w:rFonts w:ascii="NanumGothicCoding" w:cs="NanumGothicCoding" w:eastAsia="NanumGothicCoding" w:hAnsi="NanumGothicCoding"/>
+                <w:sz w:val="18"/>
+                <w:szCs w:val="18"/>
+              </w:rPr>
+              <w:t xml:space="preserve">strawberry_car_ball-2</w:t>
+            </w:r>
+          </w:p>
+        </w:tc>
+        <w:tc>
+          <w:tcPr>
+            <w:tcW w:type="dxa" w:w="2400"/>
+            <w:tcMar>
+              <w:top w:type="dxa" w:w="60"/>
+              <w:left w:type="dxa" w:w="100"/>
+              <w:bottom w:type="dxa" w:w="60"/>
+              <w:right w:type="dxa" w:w="100"/>
+            </w:tcMar>
+          </w:tcPr>
+          <w:p>
+            <w:r>
+              <w:rPr>
+                <w:sz w:val="18"/>
+                <w:szCs w:val="18"/>
+              </w:rPr>
+              <w:t xml:space="preserve">2회차와 같은 설정에서 모델만 n → s</w:t>
+            </w:r>
+          </w:p>
+        </w:tc>
+        <w:tc>
+          <w:tcPr>
+            <w:tcW w:type="dxa" w:w="2376"/>
+            <w:tcMar>
+              <w:top w:type="dxa" w:w="60"/>
+              <w:left w:type="dxa" w:w="100"/>
+              <w:bottom w:type="dxa" w:w="60"/>
+              <w:right w:type="dxa" w:w="100"/>
+            </w:tcMar>
+          </w:tcPr>
+          <w:p>
+            <w:r>
+              <w:rPr>
+                <w:sz w:val="18"/>
+                <w:szCs w:val="18"/>
+              </w:rPr>
+              <w:t xml:space="preserve">정밀도는 조금 오르고 재현율·박스 정확도는 비슷하거나 낮음. 데이터가 병목</w:t>
             </w:r>
           </w:p>
         </w:tc>
@@ -2450,6 +2553,1606 @@
         </w:tc>
       </w:tr>
     </w:tbl>
+    <w:p>
+      <w:r>
+        <w:br w:type="page"/>
+      </w:r>
+    </w:p>
+    <w:p>
+      <w:pPr>
+        <w:pStyle w:val="Heading1"/>
+      </w:pPr>
+      <w:r>
+        <w:t xml:space="preserve">2회차-s: 모델 크기 키우기 (2026-10-31)</w:t>
+      </w:r>
+    </w:p>
+    <w:p>
+      <w:pPr>
+        <w:pStyle w:val="Heading2"/>
+      </w:pPr>
+      <w:r>
+        <w:t xml:space="preserve">학습한 것</w:t>
+      </w:r>
+    </w:p>
+    <w:p>
+      <w:pPr>
+        <w:pStyle w:val="ListParagraph"/>
+        <w:numPr>
+          <w:ilvl w:val="0"/>
+          <w:numId w:val="2"/>
+        </w:numPr>
+        <w:spacing w:after="60"/>
+      </w:pPr>
+      <w:r>
+        <w:rPr>
+          <w:b/>
+          <w:bCs/>
+        </w:rPr>
+        <w:t xml:space="preserve">데이터·증강</w:t>
+      </w:r>
+      <w:r>
+        <w:t xml:space="preserve">: 2회차와 똑같다. 모델 크기의 효과만 보려고 다른 조건은 바꾸지 않았다.</w:t>
+      </w:r>
+    </w:p>
+    <w:p>
+      <w:pPr>
+        <w:pStyle w:val="ListParagraph"/>
+        <w:numPr>
+          <w:ilvl w:val="0"/>
+          <w:numId w:val="2"/>
+        </w:numPr>
+        <w:spacing w:after="60"/>
+      </w:pPr>
+      <w:r>
+        <w:rPr>
+          <w:b/>
+          <w:bCs/>
+        </w:rPr>
+        <w:t xml:space="preserve">모델</w:t>
+      </w:r>
+      <w:r>
+        <w:t xml:space="preserve">: 사전학습 가중치를 YOLO26</w:t>
+      </w:r>
+      <w:r>
+        <w:rPr>
+          <w:b/>
+          <w:bCs/>
+        </w:rPr>
+        <w:t xml:space="preserve">n</w:t>
+      </w:r>
+      <w:r>
+        <w:t xml:space="preserve">(2.6M 파라미터)에서 YOLO26</w:t>
+      </w:r>
+      <w:r>
+        <w:rPr>
+          <w:b/>
+          <w:bCs/>
+        </w:rPr>
+        <w:t xml:space="preserve">s</w:t>
+      </w:r>
+      <w:r>
+        <w:t xml:space="preserve">(10.0M 파라미터, 약 4배)로 바꿨다. </w:t>
+      </w:r>
+      <w:r>
+        <w:rPr>
+          <w:rFonts w:ascii="NanumGothicCoding" w:cs="NanumGothicCoding" w:eastAsia="NanumGothicCoding" w:hAnsi="NanumGothicCoding"/>
+        </w:rPr>
+        <w:t xml:space="preserve">python yolo/train.py --pretrained .../yolo26s.pt</w:t>
+      </w:r>
+    </w:p>
+    <w:p>
+      <w:pPr>
+        <w:pStyle w:val="ListParagraph"/>
+        <w:numPr>
+          <w:ilvl w:val="0"/>
+          <w:numId w:val="2"/>
+        </w:numPr>
+        <w:spacing w:after="60"/>
+      </w:pPr>
+      <w:r>
+        <w:rPr>
+          <w:b/>
+          <w:bCs/>
+        </w:rPr>
+        <w:t xml:space="preserve">학습 시간</w:t>
+      </w:r>
+      <w:r>
+        <w:t xml:space="preserve">: 150회에 약 15분 (RTX 4060 Laptop).</w:t>
+      </w:r>
+    </w:p>
+    <w:p>
+      <w:pPr>
+        <w:pStyle w:val="Heading2"/>
+      </w:pPr>
+      <w:r>
+        <w:t xml:space="preserve">결과: 세 모델 비교</w:t>
+      </w:r>
+    </w:p>
+    <w:p>
+      <w:pPr>
+        <w:spacing w:after="120"/>
+      </w:pPr>
+      <w:r>
+        <w:t xml:space="preserve">2회차와 같은 원본 검증 27장과 그 회전본으로 비교했다.</w:t>
+      </w:r>
+    </w:p>
+    <w:tbl>
+      <w:tblPr>
+        <w:tblW w:type="dxa" w:w="9026"/>
+        <w:tblBorders>
+          <w:top w:val="single" w:color="auto" w:sz="4"/>
+          <w:left w:val="single" w:color="auto" w:sz="4"/>
+          <w:bottom w:val="single" w:color="auto" w:sz="4"/>
+          <w:right w:val="single" w:color="auto" w:sz="4"/>
+          <w:insideH w:val="single" w:color="auto" w:sz="4"/>
+          <w:insideV w:val="single" w:color="auto" w:sz="4"/>
+        </w:tblBorders>
+      </w:tblPr>
+      <w:tblGrid>
+        <w:gridCol w:w="2100"/>
+        <w:gridCol w:w="2000"/>
+        <w:gridCol w:w="1700"/>
+        <w:gridCol w:w="1700"/>
+        <w:gridCol w:w="1526"/>
+      </w:tblGrid>
+      <w:tr>
+        <w:trPr>
+          <w:tblHeader/>
+        </w:trPr>
+        <w:tc>
+          <w:tcPr>
+            <w:tcW w:type="dxa" w:w="2100"/>
+            <w:shd w:fill="DCE6F1" w:color="auto" w:val="clear"/>
+            <w:tcMar>
+              <w:top w:type="dxa" w:w="60"/>
+              <w:left w:type="dxa" w:w="100"/>
+              <w:bottom w:type="dxa" w:w="60"/>
+              <w:right w:type="dxa" w:w="100"/>
+            </w:tcMar>
+          </w:tcPr>
+          <w:p>
+            <w:r>
+              <w:rPr>
+                <w:b/>
+                <w:bCs/>
+                <w:sz w:val="18"/>
+                <w:szCs w:val="18"/>
+              </w:rPr>
+              <w:t xml:space="preserve">모델</w:t>
+            </w:r>
+          </w:p>
+        </w:tc>
+        <w:tc>
+          <w:tcPr>
+            <w:tcW w:type="dxa" w:w="2000"/>
+            <w:shd w:fill="DCE6F1" w:color="auto" w:val="clear"/>
+            <w:tcMar>
+              <w:top w:type="dxa" w:w="60"/>
+              <w:left w:type="dxa" w:w="100"/>
+              <w:bottom w:type="dxa" w:w="60"/>
+              <w:right w:type="dxa" w:w="100"/>
+            </w:tcMar>
+          </w:tcPr>
+          <w:p>
+            <w:r>
+              <w:rPr>
+                <w:b/>
+                <w:bCs/>
+                <w:sz w:val="18"/>
+                <w:szCs w:val="18"/>
+              </w:rPr>
+              <w:t xml:space="preserve">회전</w:t>
+            </w:r>
+          </w:p>
+        </w:tc>
+        <w:tc>
+          <w:tcPr>
+            <w:tcW w:type="dxa" w:w="1700"/>
+            <w:shd w:fill="DCE6F1" w:color="auto" w:val="clear"/>
+            <w:tcMar>
+              <w:top w:type="dxa" w:w="60"/>
+              <w:left w:type="dxa" w:w="100"/>
+              <w:bottom w:type="dxa" w:w="60"/>
+              <w:right w:type="dxa" w:w="100"/>
+            </w:tcMar>
+          </w:tcPr>
+          <w:p>
+            <w:r>
+              <w:rPr>
+                <w:b/>
+                <w:bCs/>
+                <w:sz w:val="18"/>
+                <w:szCs w:val="18"/>
+              </w:rPr>
+              <w:t xml:space="preserve">정밀도 P</w:t>
+            </w:r>
+          </w:p>
+        </w:tc>
+        <w:tc>
+          <w:tcPr>
+            <w:tcW w:type="dxa" w:w="1700"/>
+            <w:shd w:fill="DCE6F1" w:color="auto" w:val="clear"/>
+            <w:tcMar>
+              <w:top w:type="dxa" w:w="60"/>
+              <w:left w:type="dxa" w:w="100"/>
+              <w:bottom w:type="dxa" w:w="60"/>
+              <w:right w:type="dxa" w:w="100"/>
+            </w:tcMar>
+          </w:tcPr>
+          <w:p>
+            <w:r>
+              <w:rPr>
+                <w:b/>
+                <w:bCs/>
+                <w:sz w:val="18"/>
+                <w:szCs w:val="18"/>
+              </w:rPr>
+              <w:t xml:space="preserve">재현율 R</w:t>
+            </w:r>
+          </w:p>
+        </w:tc>
+        <w:tc>
+          <w:tcPr>
+            <w:tcW w:type="dxa" w:w="1526"/>
+            <w:shd w:fill="DCE6F1" w:color="auto" w:val="clear"/>
+            <w:tcMar>
+              <w:top w:type="dxa" w:w="60"/>
+              <w:left w:type="dxa" w:w="100"/>
+              <w:bottom w:type="dxa" w:w="60"/>
+              <w:right w:type="dxa" w:w="100"/>
+            </w:tcMar>
+          </w:tcPr>
+          <w:p>
+            <w:r>
+              <w:rPr>
+                <w:b/>
+                <w:bCs/>
+                <w:sz w:val="18"/>
+                <w:szCs w:val="18"/>
+              </w:rPr>
+              <w:t xml:space="preserve">mAP50-95</w:t>
+            </w:r>
+          </w:p>
+        </w:tc>
+      </w:tr>
+      <w:tr>
+        <w:tc>
+          <w:tcPr>
+            <w:tcW w:type="dxa" w:w="2100"/>
+            <w:tcMar>
+              <w:top w:type="dxa" w:w="60"/>
+              <w:left w:type="dxa" w:w="100"/>
+              <w:bottom w:type="dxa" w:w="60"/>
+              <w:right w:type="dxa" w:w="100"/>
+            </w:tcMar>
+          </w:tcPr>
+          <w:p>
+            <w:r>
+              <w:rPr>
+                <w:sz w:val="18"/>
+                <w:szCs w:val="18"/>
+              </w:rPr>
+              <w:t xml:space="preserve">1회차 (n)</w:t>
+            </w:r>
+          </w:p>
+        </w:tc>
+        <w:tc>
+          <w:tcPr>
+            <w:tcW w:type="dxa" w:w="2000"/>
+            <w:tcMar>
+              <w:top w:type="dxa" w:w="60"/>
+              <w:left w:type="dxa" w:w="100"/>
+              <w:bottom w:type="dxa" w:w="60"/>
+              <w:right w:type="dxa" w:w="100"/>
+            </w:tcMar>
+          </w:tcPr>
+          <w:p>
+            <w:r>
+              <w:rPr>
+                <w:sz w:val="18"/>
+                <w:szCs w:val="18"/>
+              </w:rPr>
+              <w:t xml:space="preserve">0° / 90° / 180° / 270°</w:t>
+            </w:r>
+          </w:p>
+        </w:tc>
+        <w:tc>
+          <w:tcPr>
+            <w:tcW w:type="dxa" w:w="1700"/>
+            <w:tcMar>
+              <w:top w:type="dxa" w:w="60"/>
+              <w:left w:type="dxa" w:w="100"/>
+              <w:bottom w:type="dxa" w:w="60"/>
+              <w:right w:type="dxa" w:w="100"/>
+            </w:tcMar>
+          </w:tcPr>
+          <w:p>
+            <w:r>
+              <w:rPr>
+                <w:sz w:val="18"/>
+                <w:szCs w:val="18"/>
+              </w:rPr>
+              <w:t xml:space="preserve">0.99 / 0.94 / 0.91 / 0.91</w:t>
+            </w:r>
+          </w:p>
+        </w:tc>
+        <w:tc>
+          <w:tcPr>
+            <w:tcW w:type="dxa" w:w="1700"/>
+            <w:tcMar>
+              <w:top w:type="dxa" w:w="60"/>
+              <w:left w:type="dxa" w:w="100"/>
+              <w:bottom w:type="dxa" w:w="60"/>
+              <w:right w:type="dxa" w:w="100"/>
+            </w:tcMar>
+          </w:tcPr>
+          <w:p>
+            <w:r>
+              <w:rPr>
+                <w:sz w:val="18"/>
+                <w:szCs w:val="18"/>
+              </w:rPr>
+              <w:t xml:space="preserve">1.00 / 0.80 / 0.80 / 0.82</w:t>
+            </w:r>
+          </w:p>
+        </w:tc>
+        <w:tc>
+          <w:tcPr>
+            <w:tcW w:type="dxa" w:w="1526"/>
+            <w:tcMar>
+              <w:top w:type="dxa" w:w="60"/>
+              <w:left w:type="dxa" w:w="100"/>
+              <w:bottom w:type="dxa" w:w="60"/>
+              <w:right w:type="dxa" w:w="100"/>
+            </w:tcMar>
+          </w:tcPr>
+          <w:p>
+            <w:r>
+              <w:rPr>
+                <w:sz w:val="18"/>
+                <w:szCs w:val="18"/>
+              </w:rPr>
+              <w:t xml:space="preserve">0.81 / 0.59 / 0.58 / 0.67</w:t>
+            </w:r>
+          </w:p>
+        </w:tc>
+      </w:tr>
+      <w:tr>
+        <w:tc>
+          <w:tcPr>
+            <w:tcW w:type="dxa" w:w="2100"/>
+            <w:tcMar>
+              <w:top w:type="dxa" w:w="60"/>
+              <w:left w:type="dxa" w:w="100"/>
+              <w:bottom w:type="dxa" w:w="60"/>
+              <w:right w:type="dxa" w:w="100"/>
+            </w:tcMar>
+          </w:tcPr>
+          <w:p>
+            <w:r>
+              <w:rPr>
+                <w:sz w:val="18"/>
+                <w:szCs w:val="18"/>
+              </w:rPr>
+              <w:t xml:space="preserve">2회차 n</w:t>
+            </w:r>
+          </w:p>
+        </w:tc>
+        <w:tc>
+          <w:tcPr>
+            <w:tcW w:type="dxa" w:w="2000"/>
+            <w:tcMar>
+              <w:top w:type="dxa" w:w="60"/>
+              <w:left w:type="dxa" w:w="100"/>
+              <w:bottom w:type="dxa" w:w="60"/>
+              <w:right w:type="dxa" w:w="100"/>
+            </w:tcMar>
+          </w:tcPr>
+          <w:p>
+            <w:r>
+              <w:rPr>
+                <w:sz w:val="18"/>
+                <w:szCs w:val="18"/>
+              </w:rPr>
+              <w:t xml:space="preserve">0° / 90° / 180° / 270°</w:t>
+            </w:r>
+          </w:p>
+        </w:tc>
+        <w:tc>
+          <w:tcPr>
+            <w:tcW w:type="dxa" w:w="1700"/>
+            <w:tcMar>
+              <w:top w:type="dxa" w:w="60"/>
+              <w:left w:type="dxa" w:w="100"/>
+              <w:bottom w:type="dxa" w:w="60"/>
+              <w:right w:type="dxa" w:w="100"/>
+            </w:tcMar>
+          </w:tcPr>
+          <w:p>
+            <w:r>
+              <w:rPr>
+                <w:sz w:val="18"/>
+                <w:szCs w:val="18"/>
+              </w:rPr>
+              <w:t xml:space="preserve">0.95 / 0.97 / 0.96 / 0.99</w:t>
+            </w:r>
+          </w:p>
+        </w:tc>
+        <w:tc>
+          <w:tcPr>
+            <w:tcW w:type="dxa" w:w="1700"/>
+            <w:tcMar>
+              <w:top w:type="dxa" w:w="60"/>
+              <w:left w:type="dxa" w:w="100"/>
+              <w:bottom w:type="dxa" w:w="60"/>
+              <w:right w:type="dxa" w:w="100"/>
+            </w:tcMar>
+          </w:tcPr>
+          <w:p>
+            <w:r>
+              <w:rPr>
+                <w:sz w:val="18"/>
+                <w:szCs w:val="18"/>
+              </w:rPr>
+              <w:t xml:space="preserve">1.00 / </w:t>
+            </w:r>
+            <w:r>
+              <w:rPr>
+                <w:sz w:val="18"/>
+                <w:szCs w:val="18"/>
+              </w:rPr>
+              <w:t xml:space="preserve">0.99</w:t>
+            </w:r>
+            <w:r>
+              <w:rPr>
+                <w:sz w:val="18"/>
+                <w:szCs w:val="18"/>
+              </w:rPr>
+              <w:t xml:space="preserve"> / 1.00 / 0.99</w:t>
+            </w:r>
+          </w:p>
+        </w:tc>
+        <w:tc>
+          <w:tcPr>
+            <w:tcW w:type="dxa" w:w="1526"/>
+            <w:tcMar>
+              <w:top w:type="dxa" w:w="60"/>
+              <w:left w:type="dxa" w:w="100"/>
+              <w:bottom w:type="dxa" w:w="60"/>
+              <w:right w:type="dxa" w:w="100"/>
+            </w:tcMar>
+          </w:tcPr>
+          <w:p>
+            <w:r>
+              <w:rPr>
+                <w:sz w:val="18"/>
+                <w:szCs w:val="18"/>
+              </w:rPr>
+              <w:t xml:space="preserve">0.72 / </w:t>
+            </w:r>
+            <w:r>
+              <w:rPr>
+                <w:sz w:val="18"/>
+                <w:szCs w:val="18"/>
+              </w:rPr>
+              <w:t xml:space="preserve">0.70</w:t>
+            </w:r>
+            <w:r>
+              <w:rPr>
+                <w:sz w:val="18"/>
+                <w:szCs w:val="18"/>
+              </w:rPr>
+              <w:t xml:space="preserve"> / 0.69 / </w:t>
+            </w:r>
+            <w:r>
+              <w:rPr>
+                <w:sz w:val="18"/>
+                <w:szCs w:val="18"/>
+              </w:rPr>
+              <w:t xml:space="preserve">0.70</w:t>
+            </w:r>
+          </w:p>
+        </w:tc>
+      </w:tr>
+      <w:tr>
+        <w:tc>
+          <w:tcPr>
+            <w:tcW w:type="dxa" w:w="2100"/>
+            <w:tcMar>
+              <w:top w:type="dxa" w:w="60"/>
+              <w:left w:type="dxa" w:w="100"/>
+              <w:bottom w:type="dxa" w:w="60"/>
+              <w:right w:type="dxa" w:w="100"/>
+            </w:tcMar>
+          </w:tcPr>
+          <w:p>
+            <w:r>
+              <w:rPr>
+                <w:sz w:val="18"/>
+                <w:szCs w:val="18"/>
+              </w:rPr>
+              <w:t xml:space="preserve">2회차 s</w:t>
+            </w:r>
+          </w:p>
+        </w:tc>
+        <w:tc>
+          <w:tcPr>
+            <w:tcW w:type="dxa" w:w="2000"/>
+            <w:tcMar>
+              <w:top w:type="dxa" w:w="60"/>
+              <w:left w:type="dxa" w:w="100"/>
+              <w:bottom w:type="dxa" w:w="60"/>
+              <w:right w:type="dxa" w:w="100"/>
+            </w:tcMar>
+          </w:tcPr>
+          <w:p>
+            <w:r>
+              <w:rPr>
+                <w:sz w:val="18"/>
+                <w:szCs w:val="18"/>
+              </w:rPr>
+              <w:t xml:space="preserve">0° / 90° / 180° / 270°</w:t>
+            </w:r>
+          </w:p>
+        </w:tc>
+        <w:tc>
+          <w:tcPr>
+            <w:tcW w:type="dxa" w:w="1700"/>
+            <w:tcMar>
+              <w:top w:type="dxa" w:w="60"/>
+              <w:left w:type="dxa" w:w="100"/>
+              <w:bottom w:type="dxa" w:w="60"/>
+              <w:right w:type="dxa" w:w="100"/>
+            </w:tcMar>
+          </w:tcPr>
+          <w:p>
+            <w:r>
+              <w:rPr>
+                <w:sz w:val="18"/>
+                <w:szCs w:val="18"/>
+              </w:rPr>
+              <w:t xml:space="preserve">0.98</w:t>
+            </w:r>
+            <w:r>
+              <w:rPr>
+                <w:sz w:val="18"/>
+                <w:szCs w:val="18"/>
+              </w:rPr>
+              <w:t xml:space="preserve"> / </w:t>
+            </w:r>
+            <w:r>
+              <w:rPr>
+                <w:sz w:val="18"/>
+                <w:szCs w:val="18"/>
+              </w:rPr>
+              <w:t xml:space="preserve">0.99</w:t>
+            </w:r>
+            <w:r>
+              <w:rPr>
+                <w:sz w:val="18"/>
+                <w:szCs w:val="18"/>
+              </w:rPr>
+              <w:t xml:space="preserve"> / </w:t>
+            </w:r>
+            <w:r>
+              <w:rPr>
+                <w:sz w:val="18"/>
+                <w:szCs w:val="18"/>
+              </w:rPr>
+              <w:t xml:space="preserve">0.98</w:t>
+            </w:r>
+            <w:r>
+              <w:rPr>
+                <w:sz w:val="18"/>
+                <w:szCs w:val="18"/>
+              </w:rPr>
+              <w:t xml:space="preserve"> / 0.99</w:t>
+            </w:r>
+          </w:p>
+        </w:tc>
+        <w:tc>
+          <w:tcPr>
+            <w:tcW w:type="dxa" w:w="1700"/>
+            <w:tcMar>
+              <w:top w:type="dxa" w:w="60"/>
+              <w:left w:type="dxa" w:w="100"/>
+              <w:bottom w:type="dxa" w:w="60"/>
+              <w:right w:type="dxa" w:w="100"/>
+            </w:tcMar>
+          </w:tcPr>
+          <w:p>
+            <w:r>
+              <w:rPr>
+                <w:sz w:val="18"/>
+                <w:szCs w:val="18"/>
+              </w:rPr>
+              <w:t xml:space="preserve">0.99 / 0.94 / 0.99 / 0.99</w:t>
+            </w:r>
+          </w:p>
+        </w:tc>
+        <w:tc>
+          <w:tcPr>
+            <w:tcW w:type="dxa" w:w="1526"/>
+            <w:tcMar>
+              <w:top w:type="dxa" w:w="60"/>
+              <w:left w:type="dxa" w:w="100"/>
+              <w:bottom w:type="dxa" w:w="60"/>
+              <w:right w:type="dxa" w:w="100"/>
+            </w:tcMar>
+          </w:tcPr>
+          <w:p>
+            <w:r>
+              <w:rPr>
+                <w:sz w:val="18"/>
+                <w:szCs w:val="18"/>
+              </w:rPr>
+              <w:t xml:space="preserve">0.72 / 0.59 / 0.68 / 0.63</w:t>
+            </w:r>
+          </w:p>
+        </w:tc>
+      </w:tr>
+    </w:tbl>
+    <w:p>
+      <w:pPr>
+        <w:spacing w:after="120"/>
+      </w:pPr>
+    </w:p>
+    <w:tbl>
+      <w:tblPr>
+        <w:tblW w:type="dxa" w:w="9026"/>
+        <w:tblBorders>
+          <w:top w:val="single" w:color="auto" w:sz="4"/>
+          <w:left w:val="single" w:color="auto" w:sz="4"/>
+          <w:bottom w:val="single" w:color="auto" w:sz="4"/>
+          <w:right w:val="single" w:color="auto" w:sz="4"/>
+          <w:insideH w:val="single" w:color="auto" w:sz="4"/>
+          <w:insideV w:val="single" w:color="auto" w:sz="4"/>
+        </w:tblBorders>
+      </w:tblPr>
+      <w:tblGrid>
+        <w:gridCol w:w="3000"/>
+        <w:gridCol w:w="3013"/>
+        <w:gridCol w:w="3013"/>
+      </w:tblGrid>
+      <w:tr>
+        <w:trPr>
+          <w:tblHeader/>
+        </w:trPr>
+        <w:tc>
+          <w:tcPr>
+            <w:tcW w:type="dxa" w:w="3000"/>
+            <w:shd w:fill="DCE6F1" w:color="auto" w:val="clear"/>
+            <w:tcMar>
+              <w:top w:type="dxa" w:w="60"/>
+              <w:left w:type="dxa" w:w="100"/>
+              <w:bottom w:type="dxa" w:w="60"/>
+              <w:right w:type="dxa" w:w="100"/>
+            </w:tcMar>
+          </w:tcPr>
+          <w:p>
+            <w:r>
+              <w:rPr>
+                <w:b/>
+                <w:bCs/>
+                <w:sz w:val="18"/>
+                <w:szCs w:val="18"/>
+              </w:rPr>
+              <w:t xml:space="preserve">처리 속도 (640×480 한 장, GPU)</w:t>
+            </w:r>
+          </w:p>
+        </w:tc>
+        <w:tc>
+          <w:tcPr>
+            <w:tcW w:type="dxa" w:w="3013"/>
+            <w:shd w:fill="DCE6F1" w:color="auto" w:val="clear"/>
+            <w:tcMar>
+              <w:top w:type="dxa" w:w="60"/>
+              <w:left w:type="dxa" w:w="100"/>
+              <w:bottom w:type="dxa" w:w="60"/>
+              <w:right w:type="dxa" w:w="100"/>
+            </w:tcMar>
+          </w:tcPr>
+          <w:p>
+            <w:r>
+              <w:rPr>
+                <w:b/>
+                <w:bCs/>
+                <w:sz w:val="18"/>
+                <w:szCs w:val="18"/>
+              </w:rPr>
+              <w:t xml:space="preserve">중간값</w:t>
+            </w:r>
+          </w:p>
+        </w:tc>
+        <w:tc>
+          <w:tcPr>
+            <w:tcW w:type="dxa" w:w="3013"/>
+            <w:shd w:fill="DCE6F1" w:color="auto" w:val="clear"/>
+            <w:tcMar>
+              <w:top w:type="dxa" w:w="60"/>
+              <w:left w:type="dxa" w:w="100"/>
+              <w:bottom w:type="dxa" w:w="60"/>
+              <w:right w:type="dxa" w:w="100"/>
+            </w:tcMar>
+          </w:tcPr>
+          <w:p>
+            <w:r>
+              <w:rPr>
+                <w:b/>
+                <w:bCs/>
+                <w:sz w:val="18"/>
+                <w:szCs w:val="18"/>
+              </w:rPr>
+              <w:t xml:space="preserve">느린 경우 (95%)</w:t>
+            </w:r>
+          </w:p>
+        </w:tc>
+      </w:tr>
+      <w:tr>
+        <w:tc>
+          <w:tcPr>
+            <w:tcW w:type="dxa" w:w="3000"/>
+            <w:tcMar>
+              <w:top w:type="dxa" w:w="60"/>
+              <w:left w:type="dxa" w:w="100"/>
+              <w:bottom w:type="dxa" w:w="60"/>
+              <w:right w:type="dxa" w:w="100"/>
+            </w:tcMar>
+          </w:tcPr>
+          <w:p>
+            <w:r>
+              <w:rPr>
+                <w:sz w:val="18"/>
+                <w:szCs w:val="18"/>
+              </w:rPr>
+              <w:t xml:space="preserve">n</w:t>
+            </w:r>
+          </w:p>
+        </w:tc>
+        <w:tc>
+          <w:tcPr>
+            <w:tcW w:type="dxa" w:w="3013"/>
+            <w:tcMar>
+              <w:top w:type="dxa" w:w="60"/>
+              <w:left w:type="dxa" w:w="100"/>
+              <w:bottom w:type="dxa" w:w="60"/>
+              <w:right w:type="dxa" w:w="100"/>
+            </w:tcMar>
+          </w:tcPr>
+          <w:p>
+            <w:r>
+              <w:rPr>
+                <w:sz w:val="18"/>
+                <w:szCs w:val="18"/>
+              </w:rPr>
+              <w:t xml:space="preserve">7.9 ms</w:t>
+            </w:r>
+          </w:p>
+        </w:tc>
+        <w:tc>
+          <w:tcPr>
+            <w:tcW w:type="dxa" w:w="3013"/>
+            <w:tcMar>
+              <w:top w:type="dxa" w:w="60"/>
+              <w:left w:type="dxa" w:w="100"/>
+              <w:bottom w:type="dxa" w:w="60"/>
+              <w:right w:type="dxa" w:w="100"/>
+            </w:tcMar>
+          </w:tcPr>
+          <w:p>
+            <w:r>
+              <w:rPr>
+                <w:sz w:val="18"/>
+                <w:szCs w:val="18"/>
+              </w:rPr>
+              <w:t xml:space="preserve">10.1 ms</w:t>
+            </w:r>
+          </w:p>
+        </w:tc>
+      </w:tr>
+      <w:tr>
+        <w:tc>
+          <w:tcPr>
+            <w:tcW w:type="dxa" w:w="3000"/>
+            <w:tcMar>
+              <w:top w:type="dxa" w:w="60"/>
+              <w:left w:type="dxa" w:w="100"/>
+              <w:bottom w:type="dxa" w:w="60"/>
+              <w:right w:type="dxa" w:w="100"/>
+            </w:tcMar>
+          </w:tcPr>
+          <w:p>
+            <w:r>
+              <w:rPr>
+                <w:sz w:val="18"/>
+                <w:szCs w:val="18"/>
+              </w:rPr>
+              <w:t xml:space="preserve">s</w:t>
+            </w:r>
+          </w:p>
+        </w:tc>
+        <w:tc>
+          <w:tcPr>
+            <w:tcW w:type="dxa" w:w="3013"/>
+            <w:tcMar>
+              <w:top w:type="dxa" w:w="60"/>
+              <w:left w:type="dxa" w:w="100"/>
+              <w:bottom w:type="dxa" w:w="60"/>
+              <w:right w:type="dxa" w:w="100"/>
+            </w:tcMar>
+          </w:tcPr>
+          <w:p>
+            <w:r>
+              <w:rPr>
+                <w:sz w:val="18"/>
+                <w:szCs w:val="18"/>
+              </w:rPr>
+              <w:t xml:space="preserve">7.4 ms</w:t>
+            </w:r>
+          </w:p>
+        </w:tc>
+        <w:tc>
+          <w:tcPr>
+            <w:tcW w:type="dxa" w:w="3013"/>
+            <w:tcMar>
+              <w:top w:type="dxa" w:w="60"/>
+              <w:left w:type="dxa" w:w="100"/>
+              <w:bottom w:type="dxa" w:w="60"/>
+              <w:right w:type="dxa" w:w="100"/>
+            </w:tcMar>
+          </w:tcPr>
+          <w:p>
+            <w:r>
+              <w:rPr>
+                <w:sz w:val="18"/>
+                <w:szCs w:val="18"/>
+              </w:rPr>
+              <w:t xml:space="preserve">9.7 ms</w:t>
+            </w:r>
+          </w:p>
+        </w:tc>
+      </w:tr>
+    </w:tbl>
+    <w:p>
+      <w:pPr>
+        <w:spacing w:after="120"/>
+      </w:pPr>
+    </w:p>
+    <w:p>
+      <w:pPr>
+        <w:pStyle w:val="ListParagraph"/>
+        <w:numPr>
+          <w:ilvl w:val="0"/>
+          <w:numId w:val="2"/>
+        </w:numPr>
+        <w:spacing w:after="60"/>
+      </w:pPr>
+      <w:r>
+        <w:t xml:space="preserve">정밀도는 s가 조금 높다 (0.95 → 0.98). 오검출이 약간 줄어, 빨간 십자 같은 문제에 도움이 될 수 있다.</w:t>
+      </w:r>
+    </w:p>
+    <w:p>
+      <w:pPr>
+        <w:pStyle w:val="ListParagraph"/>
+        <w:numPr>
+          <w:ilvl w:val="0"/>
+          <w:numId w:val="2"/>
+        </w:numPr>
+        <w:spacing w:after="60"/>
+      </w:pPr>
+      <w:r>
+        <w:t xml:space="preserve">재현율과 박스 정확도는 n이 같거나 낫다. 90°에서 s는 재현율 0.94, mAP50-95 0.59로 떨어졌다.</w:t>
+      </w:r>
+    </w:p>
+    <w:p>
+      <w:pPr>
+        <w:pStyle w:val="ListParagraph"/>
+        <w:numPr>
+          <w:ilvl w:val="0"/>
+          <w:numId w:val="2"/>
+        </w:numPr>
+        <w:spacing w:after="60"/>
+      </w:pPr>
+      <w:r>
+        <w:t xml:space="preserve">속도 차이는 없다. 두 카메라에서 동시에 돌려도 부담이 없다.</w:t>
+      </w:r>
+    </w:p>
+    <w:p>
+      <w:pPr>
+        <w:pStyle w:val="ListParagraph"/>
+        <w:numPr>
+          <w:ilvl w:val="0"/>
+          <w:numId w:val="2"/>
+        </w:numPr>
+        <w:spacing w:after="60"/>
+      </w:pPr>
+      <w:r>
+        <w:t xml:space="preserve">검증이 27장뿐이라 0.94와 0.99의 차이는 물체 1~2개 차이다. 어느 쪽이 확실히 낫다고 보기 어렵다.</w:t>
+      </w:r>
+    </w:p>
+    <w:p>
+      <w:pPr>
+        <w:pStyle w:val="Heading2"/>
+      </w:pPr>
+      <w:r>
+        <w:t xml:space="preserve">판단</w:t>
+      </w:r>
+    </w:p>
+    <w:p>
+      <w:pPr>
+        <w:spacing w:after="120"/>
+      </w:pPr>
+      <w:r>
+        <w:t xml:space="preserve">학습 사진이 108장뿐이라 모델을 키워도 배울 내용이 늘지 않았다. </w:t>
+      </w:r>
+      <w:r>
+        <w:rPr>
+          <w:b/>
+          <w:bCs/>
+        </w:rPr>
+        <w:t xml:space="preserve">지금 단계의 병목은 모델 크기가 아니라 데이터다.</w:t>
+      </w:r>
+      <w:r>
+        <w:t xml:space="preserve"> 실제 선반 장면(사진 3)에서 n과 s를 비교해 가짜 딸기가 줄어드는지 확인하고, 차이가 없으면 3회차 데이터 보강으로 넘어간다.</w:t>
+      </w:r>
+    </w:p>
+    <w:p>
+      <w:pPr>
+        <w:pStyle w:val="ListParagraph"/>
+        <w:numPr>
+          <w:ilvl w:val="0"/>
+          <w:numId w:val="2"/>
+        </w:numPr>
+        <w:spacing w:after="60"/>
+      </w:pPr>
+      <w:r>
+        <w:t xml:space="preserve">실제 카메라 비교: </w:t>
+      </w:r>
+      <w:r>
+        <w:rPr>
+          <w:b/>
+          <w:bCs/>
+        </w:rPr>
+        <w:t xml:space="preserve">아직 하지 않았다.</w:t>
+      </w:r>
+    </w:p>
+    <w:p>
+      <w:r>
+        <w:br w:type="page"/>
+      </w:r>
+    </w:p>
+    <w:p>
+      <w:pPr>
+        <w:pStyle w:val="Heading1"/>
+      </w:pPr>
+      <w:r>
+        <w:t xml:space="preserve">참고: 검출 좌표의 기준</w:t>
+      </w:r>
+    </w:p>
+    <w:p>
+      <w:pPr>
+        <w:spacing w:after="120"/>
+      </w:pPr>
+      <w:r>
+        <w:rPr>
+          <w:rFonts w:ascii="NanumGothicCoding" w:cs="NanumGothicCoding" w:eastAsia="NanumGothicCoding" w:hAnsi="NanumGothicCoding"/>
+        </w:rPr>
+        <w:t xml:space="preserve">camera_test.py</w:t>
+      </w:r>
+      <w:r>
+        <w:t xml:space="preserve">와 관제 시스템(</w:t>
+      </w:r>
+      <w:r>
+        <w:rPr>
+          <w:rFonts w:ascii="NanumGothicCoding" w:cs="NanumGothicCoding" w:eastAsia="NanumGothicCoding" w:hAnsi="NanumGothicCoding"/>
+        </w:rPr>
+        <w:t xml:space="preserve">/api/cameras</w:t>
+      </w:r>
+      <w:r>
+        <w:t xml:space="preserve">의 </w:t>
+      </w:r>
+      <w:r>
+        <w:rPr>
+          <w:rFonts w:ascii="NanumGothicCoding" w:cs="NanumGothicCoding" w:eastAsia="NanumGothicCoding" w:hAnsi="NanumGothicCoding"/>
+        </w:rPr>
+        <w:t xml:space="preserve">center_px</w:t>
+      </w:r>
+      <w:r>
+        <w:t xml:space="preserve">)이 내는 좌표는 </w:t>
+      </w:r>
+      <w:r>
+        <w:rPr>
+          <w:b/>
+          <w:bCs/>
+        </w:rPr>
+        <w:t xml:space="preserve">카메라 화면 이미지의 픽셀 좌표</w:t>
+      </w:r>
+      <w:r>
+        <w:t xml:space="preserve">다. 로봇이나 실제 공간 기준이 아니다.</w:t>
+      </w:r>
+    </w:p>
+    <w:tbl>
+      <w:tblPr>
+        <w:tblW w:type="dxa" w:w="9026"/>
+        <w:tblBorders>
+          <w:top w:val="single" w:color="auto" w:sz="4"/>
+          <w:left w:val="single" w:color="auto" w:sz="4"/>
+          <w:bottom w:val="single" w:color="auto" w:sz="4"/>
+          <w:right w:val="single" w:color="auto" w:sz="4"/>
+          <w:insideH w:val="single" w:color="auto" w:sz="4"/>
+          <w:insideV w:val="single" w:color="auto" w:sz="4"/>
+        </w:tblBorders>
+      </w:tblPr>
+      <w:tblGrid>
+        <w:gridCol w:w="2200"/>
+        <w:gridCol w:w="6826"/>
+      </w:tblGrid>
+      <w:tr>
+        <w:trPr>
+          <w:tblHeader/>
+        </w:trPr>
+        <w:tc>
+          <w:tcPr>
+            <w:tcW w:type="dxa" w:w="2200"/>
+            <w:shd w:fill="DCE6F1" w:color="auto" w:val="clear"/>
+            <w:tcMar>
+              <w:top w:type="dxa" w:w="60"/>
+              <w:left w:type="dxa" w:w="100"/>
+              <w:bottom w:type="dxa" w:w="60"/>
+              <w:right w:type="dxa" w:w="100"/>
+            </w:tcMar>
+          </w:tcPr>
+          <w:p>
+            <w:r>
+              <w:rPr>
+                <w:b/>
+                <w:bCs/>
+                <w:sz w:val="18"/>
+                <w:szCs w:val="18"/>
+              </w:rPr>
+              <w:t xml:space="preserve">항목</w:t>
+            </w:r>
+          </w:p>
+        </w:tc>
+        <w:tc>
+          <w:tcPr>
+            <w:tcW w:type="dxa" w:w="6826"/>
+            <w:shd w:fill="DCE6F1" w:color="auto" w:val="clear"/>
+            <w:tcMar>
+              <w:top w:type="dxa" w:w="60"/>
+              <w:left w:type="dxa" w:w="100"/>
+              <w:bottom w:type="dxa" w:w="60"/>
+              <w:right w:type="dxa" w:w="100"/>
+            </w:tcMar>
+          </w:tcPr>
+          <w:p>
+            <w:r>
+              <w:rPr>
+                <w:b/>
+                <w:bCs/>
+                <w:sz w:val="18"/>
+                <w:szCs w:val="18"/>
+              </w:rPr>
+              <w:t xml:space="preserve">내용</w:t>
+            </w:r>
+          </w:p>
+        </w:tc>
+      </w:tr>
+      <w:tr>
+        <w:tc>
+          <w:tcPr>
+            <w:tcW w:type="dxa" w:w="2200"/>
+            <w:tcMar>
+              <w:top w:type="dxa" w:w="60"/>
+              <w:left w:type="dxa" w:w="100"/>
+              <w:bottom w:type="dxa" w:w="60"/>
+              <w:right w:type="dxa" w:w="100"/>
+            </w:tcMar>
+          </w:tcPr>
+          <w:p>
+            <w:r>
+              <w:rPr>
+                <w:sz w:val="18"/>
+                <w:szCs w:val="18"/>
+              </w:rPr>
+              <w:t xml:space="preserve">원점</w:t>
+            </w:r>
+          </w:p>
+        </w:tc>
+        <w:tc>
+          <w:tcPr>
+            <w:tcW w:type="dxa" w:w="6826"/>
+            <w:tcMar>
+              <w:top w:type="dxa" w:w="60"/>
+              <w:left w:type="dxa" w:w="100"/>
+              <w:bottom w:type="dxa" w:w="60"/>
+              <w:right w:type="dxa" w:w="100"/>
+            </w:tcMar>
+          </w:tcPr>
+          <w:p>
+            <w:r>
+              <w:rPr>
+                <w:sz w:val="18"/>
+                <w:szCs w:val="18"/>
+              </w:rPr>
+              <w:t xml:space="preserve">화면 왼쪽 위 모서리 (0, 0)</w:t>
+            </w:r>
+          </w:p>
+        </w:tc>
+      </w:tr>
+      <w:tr>
+        <w:tc>
+          <w:tcPr>
+            <w:tcW w:type="dxa" w:w="2200"/>
+            <w:tcMar>
+              <w:top w:type="dxa" w:w="60"/>
+              <w:left w:type="dxa" w:w="100"/>
+              <w:bottom w:type="dxa" w:w="60"/>
+              <w:right w:type="dxa" w:w="100"/>
+            </w:tcMar>
+          </w:tcPr>
+          <w:p>
+            <w:r>
+              <w:rPr>
+                <w:sz w:val="18"/>
+                <w:szCs w:val="18"/>
+              </w:rPr>
+              <w:t xml:space="preserve">방향</w:t>
+            </w:r>
+          </w:p>
+        </w:tc>
+        <w:tc>
+          <w:tcPr>
+            <w:tcW w:type="dxa" w:w="6826"/>
+            <w:tcMar>
+              <w:top w:type="dxa" w:w="60"/>
+              <w:left w:type="dxa" w:w="100"/>
+              <w:bottom w:type="dxa" w:w="60"/>
+              <w:right w:type="dxa" w:w="100"/>
+            </w:tcMar>
+          </w:tcPr>
+          <w:p>
+            <w:r>
+              <w:rPr>
+                <w:sz w:val="18"/>
+                <w:szCs w:val="18"/>
+              </w:rPr>
+              <w:t xml:space="preserve">x는 오른쪽, y는 </w:t>
+            </w:r>
+            <w:r>
+              <w:rPr>
+                <w:sz w:val="18"/>
+                <w:szCs w:val="18"/>
+              </w:rPr>
+              <w:t xml:space="preserve">아래쪽</w:t>
+            </w:r>
+            <w:r>
+              <w:rPr>
+                <w:sz w:val="18"/>
+                <w:szCs w:val="18"/>
+              </w:rPr>
+              <w:t xml:space="preserve">으로 커진다</w:t>
+            </w:r>
+          </w:p>
+        </w:tc>
+      </w:tr>
+      <w:tr>
+        <w:tc>
+          <w:tcPr>
+            <w:tcW w:type="dxa" w:w="2200"/>
+            <w:tcMar>
+              <w:top w:type="dxa" w:w="60"/>
+              <w:left w:type="dxa" w:w="100"/>
+              <w:bottom w:type="dxa" w:w="60"/>
+              <w:right w:type="dxa" w:w="100"/>
+            </w:tcMar>
+          </w:tcPr>
+          <w:p>
+            <w:r>
+              <w:rPr>
+                <w:sz w:val="18"/>
+                <w:szCs w:val="18"/>
+              </w:rPr>
+              <w:t xml:space="preserve">단위·범위</w:t>
+            </w:r>
+          </w:p>
+        </w:tc>
+        <w:tc>
+          <w:tcPr>
+            <w:tcW w:type="dxa" w:w="6826"/>
+            <w:tcMar>
+              <w:top w:type="dxa" w:w="60"/>
+              <w:left w:type="dxa" w:w="100"/>
+              <w:bottom w:type="dxa" w:w="60"/>
+              <w:right w:type="dxa" w:w="100"/>
+            </w:tcMar>
+          </w:tcPr>
+          <w:p>
+            <w:r>
+              <w:rPr>
+                <w:sz w:val="18"/>
+                <w:szCs w:val="18"/>
+              </w:rPr>
+              <w:t xml:space="preserve">픽셀. 관제 시스템은 640×480으로 받는다</w:t>
+            </w:r>
+          </w:p>
+        </w:tc>
+      </w:tr>
+      <w:tr>
+        <w:tc>
+          <w:tcPr>
+            <w:tcW w:type="dxa" w:w="2200"/>
+            <w:tcMar>
+              <w:top w:type="dxa" w:w="60"/>
+              <w:left w:type="dxa" w:w="100"/>
+              <w:bottom w:type="dxa" w:w="60"/>
+              <w:right w:type="dxa" w:w="100"/>
+            </w:tcMar>
+          </w:tcPr>
+          <w:p>
+            <w:r>
+              <w:rPr>
+                <w:sz w:val="18"/>
+                <w:szCs w:val="18"/>
+              </w:rPr>
+              <w:t xml:space="preserve">어느 점인가</w:t>
+            </w:r>
+          </w:p>
+        </w:tc>
+        <w:tc>
+          <w:tcPr>
+            <w:tcW w:type="dxa" w:w="6826"/>
+            <w:tcMar>
+              <w:top w:type="dxa" w:w="60"/>
+              <w:left w:type="dxa" w:w="100"/>
+              <w:bottom w:type="dxa" w:w="60"/>
+              <w:right w:type="dxa" w:w="100"/>
+            </w:tcMar>
+          </w:tcPr>
+          <w:p>
+            <w:r>
+              <w:rPr>
+                <w:sz w:val="18"/>
+                <w:szCs w:val="18"/>
+              </w:rPr>
+              <w:t xml:space="preserve">YOLO가 그린 </w:t>
+            </w:r>
+            <w:r>
+              <w:rPr>
+                <w:sz w:val="18"/>
+                <w:szCs w:val="18"/>
+              </w:rPr>
+              <w:t xml:space="preserve">박스의 중심</w:t>
+            </w:r>
+            <w:r>
+              <w:rPr>
+                <w:sz w:val="18"/>
+                <w:szCs w:val="18"/>
+              </w:rPr>
+              <w:t xml:space="preserve">이다. 물체 자체의 중심이 아니다</w:t>
+            </w:r>
+          </w:p>
+        </w:tc>
+      </w:tr>
+    </w:tbl>
+    <w:p>
+      <w:pPr>
+        <w:spacing w:after="120"/>
+      </w:pPr>
+    </w:p>
+    <w:p>
+      <w:pPr>
+        <w:pStyle w:val="ListParagraph"/>
+        <w:numPr>
+          <w:ilvl w:val="0"/>
+          <w:numId w:val="2"/>
+        </w:numPr>
+        <w:spacing w:after="60"/>
+      </w:pPr>
+      <w:r>
+        <w:rPr>
+          <w:b/>
+          <w:bCs/>
+        </w:rPr>
+        <w:t xml:space="preserve">박스 중심 ≠ 물체 중심</w:t>
+      </w:r>
+      <w:r>
+        <w:t xml:space="preserve">: 딸기 라벨에 끈이 포함돼 중심이 몸통보다 왼쪽에 찍힌다 (사진 3의 (259, 170)).</w:t>
+      </w:r>
+    </w:p>
+    <w:p>
+      <w:pPr>
+        <w:pStyle w:val="ListParagraph"/>
+        <w:numPr>
+          <w:ilvl w:val="0"/>
+          <w:numId w:val="2"/>
+        </w:numPr>
+        <w:spacing w:after="60"/>
+      </w:pPr>
+      <w:r>
+        <w:rPr>
+          <w:b/>
+          <w:bCs/>
+        </w:rPr>
+        <w:t xml:space="preserve">해상도에 따라 값이 바뀐다</w:t>
+      </w:r>
+      <w:r>
+        <w:t xml:space="preserve">: 변환할 때 해상도를 고정해야 한다.</w:t>
+      </w:r>
+    </w:p>
+    <w:p>
+      <w:pPr>
+        <w:pStyle w:val="ListParagraph"/>
+        <w:numPr>
+          <w:ilvl w:val="0"/>
+          <w:numId w:val="2"/>
+        </w:numPr>
+        <w:spacing w:after="60"/>
+      </w:pPr>
+      <w:r>
+        <w:rPr>
+          <w:b/>
+          <w:bCs/>
+        </w:rPr>
+        <w:t xml:space="preserve">카메라마다 기준이 다르다</w:t>
+      </w:r>
+      <w:r>
+        <w:t xml:space="preserve">: Head와 Joint의 같은 좌표는 다른 위치다.</w:t>
+      </w:r>
+    </w:p>
+    <w:p>
+      <w:pPr>
+        <w:pStyle w:val="ListParagraph"/>
+        <w:numPr>
+          <w:ilvl w:val="0"/>
+          <w:numId w:val="2"/>
+        </w:numPr>
+        <w:spacing w:after="60"/>
+      </w:pPr>
+      <w:r>
+        <w:rPr>
+          <w:b/>
+          <w:bCs/>
+        </w:rPr>
+        <w:t xml:space="preserve">Joint 카메라는 팔과 같이 움직인다</w:t>
+      </w:r>
+      <w:r>
+        <w:t xml:space="preserve">: 팔 자세가 바뀌면 같은 물체도 좌표가 달라진다.</w:t>
+      </w:r>
+    </w:p>
+    <w:p>
+      <w:pPr>
+        <w:pStyle w:val="Heading2"/>
+      </w:pPr>
+      <w:r>
+        <w:t xml:space="preserve">로봇이 집으려면 필요한 변환</w:t>
+      </w:r>
+    </w:p>
+    <w:p>
+      <w:pPr>
+        <w:spacing w:after="120"/>
+      </w:pPr>
+      <w:r>
+        <w:t xml:space="preserve">픽셀 (u, v) → 카메라 기준 3D (mm) → 로봇 베이스 기준 (x, y, z mm)</w:t>
+      </w:r>
+    </w:p>
+    <w:tbl>
+      <w:tblPr>
+        <w:tblW w:type="dxa" w:w="9026"/>
+        <w:tblBorders>
+          <w:top w:val="single" w:color="auto" w:sz="4"/>
+          <w:left w:val="single" w:color="auto" w:sz="4"/>
+          <w:bottom w:val="single" w:color="auto" w:sz="4"/>
+          <w:right w:val="single" w:color="auto" w:sz="4"/>
+          <w:insideH w:val="single" w:color="auto" w:sz="4"/>
+          <w:insideV w:val="single" w:color="auto" w:sz="4"/>
+        </w:tblBorders>
+      </w:tblPr>
+      <w:tblGrid>
+        <w:gridCol w:w="2600"/>
+        <w:gridCol w:w="6426"/>
+      </w:tblGrid>
+      <w:tr>
+        <w:trPr>
+          <w:tblHeader/>
+        </w:trPr>
+        <w:tc>
+          <w:tcPr>
+            <w:tcW w:type="dxa" w:w="2600"/>
+            <w:shd w:fill="DCE6F1" w:color="auto" w:val="clear"/>
+            <w:tcMar>
+              <w:top w:type="dxa" w:w="60"/>
+              <w:left w:type="dxa" w:w="100"/>
+              <w:bottom w:type="dxa" w:w="60"/>
+              <w:right w:type="dxa" w:w="100"/>
+            </w:tcMar>
+          </w:tcPr>
+          <w:p>
+            <w:r>
+              <w:rPr>
+                <w:b/>
+                <w:bCs/>
+                <w:sz w:val="18"/>
+                <w:szCs w:val="18"/>
+              </w:rPr>
+              <w:t xml:space="preserve">단계</w:t>
+            </w:r>
+          </w:p>
+        </w:tc>
+        <w:tc>
+          <w:tcPr>
+            <w:tcW w:type="dxa" w:w="6426"/>
+            <w:shd w:fill="DCE6F1" w:color="auto" w:val="clear"/>
+            <w:tcMar>
+              <w:top w:type="dxa" w:w="60"/>
+              <w:left w:type="dxa" w:w="100"/>
+              <w:bottom w:type="dxa" w:w="60"/>
+              <w:right w:type="dxa" w:w="100"/>
+            </w:tcMar>
+          </w:tcPr>
+          <w:p>
+            <w:r>
+              <w:rPr>
+                <w:b/>
+                <w:bCs/>
+                <w:sz w:val="18"/>
+                <w:szCs w:val="18"/>
+              </w:rPr>
+              <w:t xml:space="preserve">필요한 것</w:t>
+            </w:r>
+          </w:p>
+        </w:tc>
+      </w:tr>
+      <w:tr>
+        <w:tc>
+          <w:tcPr>
+            <w:tcW w:type="dxa" w:w="2600"/>
+            <w:tcMar>
+              <w:top w:type="dxa" w:w="60"/>
+              <w:left w:type="dxa" w:w="100"/>
+              <w:bottom w:type="dxa" w:w="60"/>
+              <w:right w:type="dxa" w:w="100"/>
+            </w:tcMar>
+          </w:tcPr>
+          <w:p>
+            <w:r>
+              <w:rPr>
+                <w:sz w:val="18"/>
+                <w:szCs w:val="18"/>
+              </w:rPr>
+              <w:t xml:space="preserve">① 픽셀 → 카메라 방향</w:t>
+            </w:r>
+          </w:p>
+        </w:tc>
+        <w:tc>
+          <w:tcPr>
+            <w:tcW w:type="dxa" w:w="6426"/>
+            <w:tcMar>
+              <w:top w:type="dxa" w:w="60"/>
+              <w:left w:type="dxa" w:w="100"/>
+              <w:bottom w:type="dxa" w:w="60"/>
+              <w:right w:type="dxa" w:w="100"/>
+            </w:tcMar>
+          </w:tcPr>
+          <w:p>
+            <w:r>
+              <w:rPr>
+                <w:sz w:val="18"/>
+                <w:szCs w:val="18"/>
+              </w:rPr>
+              <w:t xml:space="preserve">카메라 내부 캘리브레이션: 초점거리, 렌즈 왜곡 (체커보드 촬영)</w:t>
+            </w:r>
+          </w:p>
+        </w:tc>
+      </w:tr>
+      <w:tr>
+        <w:tc>
+          <w:tcPr>
+            <w:tcW w:type="dxa" w:w="2600"/>
+            <w:tcMar>
+              <w:top w:type="dxa" w:w="60"/>
+              <w:left w:type="dxa" w:w="100"/>
+              <w:bottom w:type="dxa" w:w="60"/>
+              <w:right w:type="dxa" w:w="100"/>
+            </w:tcMar>
+          </w:tcPr>
+          <w:p>
+            <w:r>
+              <w:rPr>
+                <w:sz w:val="18"/>
+                <w:szCs w:val="18"/>
+              </w:rPr>
+              <w:t xml:space="preserve">② 거리(깊이) 정하기</w:t>
+            </w:r>
+          </w:p>
+        </w:tc>
+        <w:tc>
+          <w:tcPr>
+            <w:tcW w:type="dxa" w:w="6426"/>
+            <w:tcMar>
+              <w:top w:type="dxa" w:w="60"/>
+              <w:left w:type="dxa" w:w="100"/>
+              <w:bottom w:type="dxa" w:w="60"/>
+              <w:right w:type="dxa" w:w="100"/>
+            </w:tcMar>
+          </w:tcPr>
+          <w:p>
+            <w:r>
+              <w:rPr>
+                <w:sz w:val="18"/>
+                <w:szCs w:val="18"/>
+              </w:rPr>
+              <w:t xml:space="preserve">카메라 하나로는 거리를 모른다. 물체가 놓인 평면(선반 높이)을 안다고 가정하거나 깊이 카메라를 쓴다</w:t>
+            </w:r>
+          </w:p>
+        </w:tc>
+      </w:tr>
+      <w:tr>
+        <w:tc>
+          <w:tcPr>
+            <w:tcW w:type="dxa" w:w="2600"/>
+            <w:tcMar>
+              <w:top w:type="dxa" w:w="60"/>
+              <w:left w:type="dxa" w:w="100"/>
+              <w:bottom w:type="dxa" w:w="60"/>
+              <w:right w:type="dxa" w:w="100"/>
+            </w:tcMar>
+          </w:tcPr>
+          <w:p>
+            <w:r>
+              <w:rPr>
+                <w:sz w:val="18"/>
+                <w:szCs w:val="18"/>
+              </w:rPr>
+              <w:t xml:space="preserve">③ 카메라 → 로봇 베이스</w:t>
+            </w:r>
+          </w:p>
+        </w:tc>
+        <w:tc>
+          <w:tcPr>
+            <w:tcW w:type="dxa" w:w="6426"/>
+            <w:tcMar>
+              <w:top w:type="dxa" w:w="60"/>
+              <w:left w:type="dxa" w:w="100"/>
+              <w:bottom w:type="dxa" w:w="60"/>
+              <w:right w:type="dxa" w:w="100"/>
+            </w:tcMar>
+          </w:tcPr>
+          <w:p>
+            <w:r>
+              <w:rPr>
+                <w:sz w:val="18"/>
+                <w:szCs w:val="18"/>
+              </w:rPr>
+              <w:t xml:space="preserve">Head(고정): 카메라 설치 위치를 한 번 측정. Joint(팔에 달림): 핸드-아이 캘리브레이션 + 그 순간의 관절 각도</w:t>
+            </w:r>
+          </w:p>
+        </w:tc>
+      </w:tr>
+    </w:tbl>
+    <w:p>
+      <w:pPr>
+        <w:spacing w:after="120"/>
+      </w:pPr>
+    </w:p>
+    <w:p>
+      <w:pPr>
+        <w:spacing w:after="120"/>
+      </w:pPr>
+      <w:r>
+        <w:t xml:space="preserve">지금은 ① 이전, 화면에서 어디에 있는지까지만 나온다. 고정돼 있어 단순한 </w:t>
+      </w:r>
+      <w:r>
+        <w:rPr>
+          <w:b/>
+          <w:bCs/>
+        </w:rPr>
+        <w:t xml:space="preserve">Head 카메라 + 선반 평면 가정</w:t>
+      </w:r>
+      <w:r>
+        <w:t xml:space="preserve">부터 시작하는 것을 추천한다.</w:t>
+      </w:r>
+    </w:p>
     <w:p>
       <w:r>
         <w:br w:type="page"/>
